--- a/pr-preview/pr-354/chapters/paper-organization-tracked-changes.docx
+++ b/pr-preview/pr-354/chapters/paper-organization-tracked-changes.docx
@@ -26,7 +26,7 @@
       </w:pPr>
       <w:ins w:id="2" w:author="PR Preview" w:date="2026-01-01T00:00:00Z">
         <w:r>
-          <w:t xml:space="preserve">Last modified: 2026-10-26 00:41:12 (PDT)</w:t>
+          <w:t xml:space="preserve">Last modified: 2026-10-26 00:52:41 (PDT)</w:t>
         </w:r>
       </w:ins>
     </w:p>

--- a/pr-preview/pr-354/chapters/paper-organization-tracked-changes.docx
+++ b/pr-preview/pr-354/chapters/paper-organization-tracked-changes.docx
@@ -26,7 +26,7 @@
       </w:pPr>
       <w:ins w:id="2" w:author="PR Preview" w:date="2026-01-01T00:00:00Z">
         <w:r>
-          <w:t xml:space="preserve">Last modified: 2026-10-26 00:52:41 (PDT)</w:t>
+          <w:t xml:space="preserve">Last modified: 2026-10-26 01:03:10 (PDT)</w:t>
         </w:r>
       </w:ins>
     </w:p>

--- a/pr-preview/pr-354/chapters/paper-organization-tracked-changes.docx
+++ b/pr-preview/pr-354/chapters/paper-organization-tracked-changes.docx
@@ -26,7 +26,7 @@
       </w:pPr>
       <w:ins w:id="2" w:author="PR Preview" w:date="2026-01-01T00:00:00Z">
         <w:r>
-          <w:t xml:space="preserve">Last modified: 2026-10-26 01:03:10 (PDT)</w:t>
+          <w:t xml:space="preserve">Last modified: 2026-10-26 01:14:04 (PDT)</w:t>
         </w:r>
       </w:ins>
     </w:p>

--- a/pr-preview/pr-354/chapters/paper-organization-tracked-changes.docx
+++ b/pr-preview/pr-354/chapters/paper-organization-tracked-changes.docx
@@ -16,7 +16,7 @@
       </w:pPr>
       <w:del w:id="1" w:author="PR Preview" w:date="2026-01-01T00:00:00Z">
         <w:r>
-          <w:delText xml:space="preserve">Last modified: 2026-10-25 19:48:50 (PDT)</w:delText>
+          <w:delText xml:space="preserve">Last modified: 2026-10-26 00:55:25 (PDT)</w:delText>
         </w:r>
       </w:del>
     </w:p>
@@ -26,7 +26,7 @@
       </w:pPr>
       <w:ins w:id="2" w:author="PR Preview" w:date="2026-01-01T00:00:00Z">
         <w:r>
-          <w:t xml:space="preserve">Last modified: 2026-10-26 01:14:04 (PDT)</w:t>
+          <w:t xml:space="preserve">Last modified: 2026-10-26 01:27:10 (PDT)</w:t>
         </w:r>
       </w:ins>
     </w:p>
@@ -2014,66 +2014,211 @@
       <w:pPr>
         <w:pStyle w:val="BodyText"/>
       </w:pPr>
-      <w:r>
-        <w:t xml:space="preserve">Fix a forward reference by moving the content ahead of the pointer,</w:t>
-      </w:r>
-      <w:r>
-        <w:t xml:space="preserve"> </w:t>
-      </w:r>
-      <w:r>
-        <w:t xml:space="preserve">so that each definition or result precedes the sentences that use it.</w:t>
-      </w:r>
-      <w:r>
-        <w:t xml:space="preserve"> </w:t>
-      </w:r>
-      <w:r>
-        <w:t xml:space="preserve">Then change</w:t>
-      </w:r>
-      <w:r>
-        <w:t xml:space="preserve"> </w:t>
-      </w:r>
-      <w:r>
-        <w:t xml:space="preserve">“below”</w:t>
-      </w:r>
-      <w:r>
-        <w:t xml:space="preserve"> </w:t>
-      </w:r>
-      <w:r>
-        <w:t xml:space="preserve">to</w:t>
-      </w:r>
-      <w:r>
-        <w:t xml:space="preserve"> </w:t>
-      </w:r>
-      <w:r>
-        <w:t xml:space="preserve">“above”</w:t>
-      </w:r>
-      <w:r>
-        <w:t xml:space="preserve">, or delete the directional word.</w:t>
-      </w:r>
-      <w:r>
-        <w:t xml:space="preserve"> </w:t>
-      </w:r>
-      <w:r>
-        <w:t xml:space="preserve">Do not fix a forward reference by removing the hyperlink to the later definition or theorem</w:t>
-      </w:r>
-      <w:r>
-        <w:t xml:space="preserve"> </w:t>
-      </w:r>
-      <w:r>
-        <w:t xml:space="preserve">while leaving the term in the sentence:</w:t>
-      </w:r>
-      <w:r>
-        <w:t xml:space="preserve"> </w:t>
-      </w:r>
-      <w:r>
-        <w:t xml:space="preserve">the sentence still uses a concept the reader has not met,</w:t>
-      </w:r>
-      <w:r>
-        <w:t xml:space="preserve"> </w:t>
-      </w:r>
-      <w:r>
-        <w:t xml:space="preserve">and the reader also loses the link to its definition.</w:t>
-      </w:r>
+      <w:del w:id="3" w:author="PR Preview" w:date="2026-01-01T00:00:00Z">
+        <w:r>
+          <w:delText xml:space="preserve">Fix a forward reference by moving the content ahead of the pointer,</w:delText>
+        </w:r>
+      </w:del>
+      <w:del w:id="4" w:author="PR Preview" w:date="2026-01-01T00:00:00Z">
+        <w:r>
+          <w:delText xml:space="preserve"> </w:delText>
+        </w:r>
+      </w:del>
+      <w:del w:id="5" w:author="PR Preview" w:date="2026-01-01T00:00:00Z">
+        <w:r>
+          <w:delText xml:space="preserve">so that each definition or result precedes the sentences that use it.</w:delText>
+        </w:r>
+      </w:del>
+      <w:del w:id="6" w:author="PR Preview" w:date="2026-01-01T00:00:00Z">
+        <w:r>
+          <w:delText xml:space="preserve"> </w:delText>
+        </w:r>
+      </w:del>
+      <w:del w:id="7" w:author="PR Preview" w:date="2026-01-01T00:00:00Z">
+        <w:r>
+          <w:delText xml:space="preserve">Then change</w:delText>
+        </w:r>
+      </w:del>
+      <w:del w:id="8" w:author="PR Preview" w:date="2026-01-01T00:00:00Z">
+        <w:r>
+          <w:delText xml:space="preserve"> </w:delText>
+        </w:r>
+      </w:del>
+      <w:del w:id="9" w:author="PR Preview" w:date="2026-01-01T00:00:00Z">
+        <w:r>
+          <w:delText xml:space="preserve">“below”</w:delText>
+        </w:r>
+      </w:del>
+      <w:del w:id="10" w:author="PR Preview" w:date="2026-01-01T00:00:00Z">
+        <w:r>
+          <w:delText xml:space="preserve"> </w:delText>
+        </w:r>
+      </w:del>
+      <w:del w:id="11" w:author="PR Preview" w:date="2026-01-01T00:00:00Z">
+        <w:r>
+          <w:delText xml:space="preserve">to</w:delText>
+        </w:r>
+      </w:del>
+      <w:del w:id="12" w:author="PR Preview" w:date="2026-01-01T00:00:00Z">
+        <w:r>
+          <w:delText xml:space="preserve"> </w:delText>
+        </w:r>
+      </w:del>
+      <w:del w:id="13" w:author="PR Preview" w:date="2026-01-01T00:00:00Z">
+        <w:r>
+          <w:delText xml:space="preserve">“above”</w:delText>
+        </w:r>
+      </w:del>
+      <w:del w:id="14" w:author="PR Preview" w:date="2026-01-01T00:00:00Z">
+        <w:r>
+          <w:delText xml:space="preserve">, or delete the directional word.</w:delText>
+        </w:r>
+      </w:del>
+      <w:del w:id="15" w:author="PR Preview" w:date="2026-01-01T00:00:00Z">
+        <w:r>
+          <w:delText xml:space="preserve"> </w:delText>
+        </w:r>
+      </w:del>
+      <w:del w:id="16" w:author="PR Preview" w:date="2026-01-01T00:00:00Z">
+        <w:r>
+          <w:delText xml:space="preserve">Do not fix a forward reference by removing the hyperlink to the later definition or theorem</w:delText>
+        </w:r>
+      </w:del>
+      <w:del w:id="17" w:author="PR Preview" w:date="2026-01-01T00:00:00Z">
+        <w:r>
+          <w:delText xml:space="preserve"> </w:delText>
+        </w:r>
+      </w:del>
+      <w:del w:id="18" w:author="PR Preview" w:date="2026-01-01T00:00:00Z">
+        <w:r>
+          <w:delText xml:space="preserve">while leaving the term in the sentence:</w:delText>
+        </w:r>
+      </w:del>
+      <w:del w:id="19" w:author="PR Preview" w:date="2026-01-01T00:00:00Z">
+        <w:r>
+          <w:delText xml:space="preserve"> </w:delText>
+        </w:r>
+      </w:del>
+      <w:del w:id="20" w:author="PR Preview" w:date="2026-01-01T00:00:00Z">
+        <w:r>
+          <w:delText xml:space="preserve">the sentence still uses a concept the reader has not met,</w:delText>
+        </w:r>
+      </w:del>
+      <w:del w:id="21" w:author="PR Preview" w:date="2026-01-01T00:00:00Z">
+        <w:r>
+          <w:delText xml:space="preserve"> </w:delText>
+        </w:r>
+      </w:del>
+      <w:del w:id="22" w:author="PR Preview" w:date="2026-01-01T00:00:00Z">
+        <w:r>
+          <w:delText xml:space="preserve">and the reader also loses the link to its definition.</w:delText>
+        </w:r>
+      </w:del>
+    </w:p>
+    <w:p>
+      <w:pPr>
+        <w:pStyle w:val="BodyText"/>
+      </w:pPr>
+      <w:ins w:id="23" w:author="PR Preview" w:date="2026-01-01T00:00:00Z">
+        <w:r>
+          <w:t xml:space="preserve">Fix a forward reference by moving the content ahead of the pointer,</w:t>
+        </w:r>
+      </w:ins>
+      <w:ins w:id="24" w:author="PR Preview" w:date="2026-01-01T00:00:00Z">
+        <w:r>
+          <w:t xml:space="preserve"> </w:t>
+        </w:r>
+      </w:ins>
+      <w:ins w:id="25" w:author="PR Preview" w:date="2026-01-01T00:00:00Z">
+        <w:r>
+          <w:t xml:space="preserve">so that each definition or result precedes the sentences that use it.</w:t>
+        </w:r>
+      </w:ins>
+      <w:ins w:id="26" w:author="PR Preview" w:date="2026-01-01T00:00:00Z">
+        <w:r>
+          <w:t xml:space="preserve"> </w:t>
+        </w:r>
+      </w:ins>
+      <w:ins w:id="27" w:author="PR Preview" w:date="2026-01-01T00:00:00Z">
+        <w:r>
+          <w:t xml:space="preserve">Then change</w:t>
+        </w:r>
+      </w:ins>
+      <w:ins w:id="28" w:author="PR Preview" w:date="2026-01-01T00:00:00Z">
+        <w:r>
+          <w:t xml:space="preserve"> </w:t>
+        </w:r>
+      </w:ins>
+      <w:ins w:id="29" w:author="PR Preview" w:date="2026-01-01T00:00:00Z">
+        <w:r>
+          <w:t xml:space="preserve">“below”</w:t>
+        </w:r>
+      </w:ins>
+      <w:ins w:id="30" w:author="PR Preview" w:date="2026-01-01T00:00:00Z">
+        <w:r>
+          <w:t xml:space="preserve"> </w:t>
+        </w:r>
+      </w:ins>
+      <w:ins w:id="31" w:author="PR Preview" w:date="2026-01-01T00:00:00Z">
+        <w:r>
+          <w:t xml:space="preserve">to</w:t>
+        </w:r>
+      </w:ins>
+      <w:ins w:id="32" w:author="PR Preview" w:date="2026-01-01T00:00:00Z">
+        <w:r>
+          <w:t xml:space="preserve"> </w:t>
+        </w:r>
+      </w:ins>
+      <w:ins w:id="33" w:author="PR Preview" w:date="2026-01-01T00:00:00Z">
+        <w:r>
+          <w:t xml:space="preserve">“above”</w:t>
+        </w:r>
+      </w:ins>
+      <w:ins w:id="34" w:author="PR Preview" w:date="2026-01-01T00:00:00Z">
+        <w:r>
+          <w:t xml:space="preserve">, or delete the directional word.</w:t>
+        </w:r>
+      </w:ins>
+      <w:ins w:id="35" w:author="PR Preview" w:date="2026-01-01T00:00:00Z">
+        <w:r>
+          <w:t xml:space="preserve"> </w:t>
+        </w:r>
+      </w:ins>
+      <w:ins w:id="36" w:author="PR Preview" w:date="2026-01-01T00:00:00Z">
+        <w:r>
+          <w:t xml:space="preserve">Do not fix a forward reference by removing the hyperlink to the later definition or theorem</w:t>
+        </w:r>
+      </w:ins>
+      <w:ins w:id="37" w:author="PR Preview" w:date="2026-01-01T00:00:00Z">
+        <w:r>
+          <w:t xml:space="preserve"> </w:t>
+        </w:r>
+      </w:ins>
+      <w:ins w:id="38" w:author="PR Preview" w:date="2026-01-01T00:00:00Z">
+        <w:r>
+          <w:t xml:space="preserve">while leaving the term in the sentence:</w:t>
+        </w:r>
+      </w:ins>
+      <w:ins w:id="39" w:author="PR Preview" w:date="2026-01-01T00:00:00Z">
+        <w:r>
+          <w:t xml:space="preserve"> </w:t>
+        </w:r>
+      </w:ins>
+      <w:ins w:id="40" w:author="PR Preview" w:date="2026-01-01T00:00:00Z">
+        <w:r>
+          <w:t xml:space="preserve">the sentence still uses a concept the reader has not encountered,</w:t>
+        </w:r>
+      </w:ins>
+      <w:ins w:id="41" w:author="PR Preview" w:date="2026-01-01T00:00:00Z">
+        <w:r>
+          <w:t xml:space="preserve"> </w:t>
+        </w:r>
+      </w:ins>
+      <w:ins w:id="42" w:author="PR Preview" w:date="2026-01-01T00:00:00Z">
+        <w:r>
+          <w:t xml:space="preserve">and the reader also loses the link to its definition.</w:t>
+        </w:r>
+      </w:ins>
     </w:p>
     <w:p>
       <w:pPr>
@@ -2269,24 +2414,75 @@
           <w:numId w:val="1010"/>
         </w:numPr>
       </w:pPr>
-      <w:r>
-        <w:t xml:space="preserve">A sentence that names a figure or table placed beside it, such as</w:t>
-      </w:r>
-      <w:r>
-        <w:t xml:space="preserve"> </w:t>
-      </w:r>
-      <w:r>
-        <w:t xml:space="preserve">“Table 2 shows the estimates”</w:t>
-      </w:r>
-      <w:r>
-        <w:t xml:space="preserve">.</w:t>
-      </w:r>
-      <w:r>
-        <w:t xml:space="preserve"> </w:t>
-      </w:r>
-      <w:r>
-        <w:t xml:space="preserve">The reader meets the table at once.</w:t>
-      </w:r>
+      <w:del w:id="43" w:author="PR Preview" w:date="2026-01-01T00:00:00Z">
+        <w:r>
+          <w:delText xml:space="preserve">A sentence that names a figure or table placed beside it, such as</w:delText>
+        </w:r>
+      </w:del>
+      <w:del w:id="44" w:author="PR Preview" w:date="2026-01-01T00:00:00Z">
+        <w:r>
+          <w:delText xml:space="preserve"> </w:delText>
+        </w:r>
+      </w:del>
+      <w:del w:id="45" w:author="PR Preview" w:date="2026-01-01T00:00:00Z">
+        <w:r>
+          <w:delText xml:space="preserve">“Table 2 shows the estimates”</w:delText>
+        </w:r>
+      </w:del>
+      <w:del w:id="46" w:author="PR Preview" w:date="2026-01-01T00:00:00Z">
+        <w:r>
+          <w:delText xml:space="preserve">.</w:delText>
+        </w:r>
+      </w:del>
+      <w:del w:id="47" w:author="PR Preview" w:date="2026-01-01T00:00:00Z">
+        <w:r>
+          <w:delText xml:space="preserve"> </w:delText>
+        </w:r>
+      </w:del>
+      <w:del w:id="48" w:author="PR Preview" w:date="2026-01-01T00:00:00Z">
+        <w:r>
+          <w:delText xml:space="preserve">The reader meets the table at once.</w:delText>
+        </w:r>
+      </w:del>
+    </w:p>
+    <w:p>
+      <w:pPr>
+        <w:pStyle w:val="Compact"/>
+        <w:numPr>
+          <w:ilvl w:val="0"/>
+          <w:numId w:val="1010"/>
+        </w:numPr>
+      </w:pPr>
+      <w:ins w:id="49" w:author="PR Preview" w:date="2026-01-01T00:00:00Z">
+        <w:r>
+          <w:t xml:space="preserve">A sentence that names a figure or table placed beside it, such as</w:t>
+        </w:r>
+      </w:ins>
+      <w:ins w:id="50" w:author="PR Preview" w:date="2026-01-01T00:00:00Z">
+        <w:r>
+          <w:t xml:space="preserve"> </w:t>
+        </w:r>
+      </w:ins>
+      <w:ins w:id="51" w:author="PR Preview" w:date="2026-01-01T00:00:00Z">
+        <w:r>
+          <w:t xml:space="preserve">“Table 2 shows the estimates”</w:t>
+        </w:r>
+      </w:ins>
+      <w:ins w:id="52" w:author="PR Preview" w:date="2026-01-01T00:00:00Z">
+        <w:r>
+          <w:t xml:space="preserve">.</w:t>
+        </w:r>
+      </w:ins>
+      <w:ins w:id="53" w:author="PR Preview" w:date="2026-01-01T00:00:00Z">
+        <w:r>
+          <w:t xml:space="preserve"> </w:t>
+        </w:r>
+      </w:ins>
+      <w:ins w:id="54" w:author="PR Preview" w:date="2026-01-01T00:00:00Z">
+        <w:r>
+          <w:t xml:space="preserve">The reader encounters the table at once.</w:t>
+        </w:r>
+      </w:ins>
     </w:p>
     <w:p>
       <w:pPr>
